--- a/templates/grant/template.docx
+++ b/templates/grant/template.docx
@@ -78,6 +78,26 @@
       </w:pPr>
       <w:r>
         <w:t>{%p if ENABLE_RESEARCH_CONTENT %}</w:t>
+      </w:r>
+    </w:p>
+    <w:p>
+      <w:r>
+        <w:t>{%p if ENABLE_TOC %}</w:t>
+      </w:r>
+    </w:p>
+    <w:p>
+      <w:r>
+        <w:t>目 录</w:t>
+      </w:r>
+    </w:p>
+    <w:p>
+      <w:r>
+        <w:t>{{p TOC_SUBDOC }}</w:t>
+      </w:r>
+    </w:p>
+    <w:p>
+      <w:r>
+        <w:t>{%p endif %}</w:t>
       </w:r>
     </w:p>
     <w:p>
@@ -12327,6 +12347,18 @@
   </w:style>
   <w:style w:type="table" w:customStyle="1" w:styleId="ResearchTable">
     <w:name w:val="ResearchTable"/>
+  </w:style>
+  <w:style w:type="paragraph" w:customStyle="1" w:styleId="Note">
+    <w:name w:val="Note"/>
+  </w:style>
+  <w:style w:type="paragraph" w:customStyle="1" w:styleId="Checklist">
+    <w:name w:val="Checklist"/>
+  </w:style>
+  <w:style w:type="paragraph" w:customStyle="1" w:styleId="CodeBlock">
+    <w:name w:val="CodeBlock"/>
+  </w:style>
+  <w:style w:type="table" w:customStyle="1" w:styleId="AppendixTable">
+    <w:name w:val="AppendixTable"/>
   </w:style>
 </w:styles>
 </file>
